--- a/摄像头调优文档.docx
+++ b/摄像头调优文档.docx
@@ -35,7 +35,6 @@
           <w:lang w:val="en-US" w:eastAsia="zh-CN"/>
         </w:rPr>
         <w:tab/>
-        <w:t/>
       </w:r>
       <w:r>
         <w:rPr>
@@ -43,6 +42,12 @@
           <w:lang w:val="en-US" w:eastAsia="zh-CN"/>
         </w:rPr>
         <w:tab/>
+      </w:r>
+      <w:r>
+        <w:rPr>
+          <w:rFonts w:hint="eastAsia"/>
+          <w:lang w:val="en-US" w:eastAsia="zh-CN"/>
+        </w:rPr>
         <w:t>45fps</w:t>
       </w:r>
       <w:r>
@@ -51,6 +56,12 @@
           <w:lang w:val="en-US" w:eastAsia="zh-CN"/>
         </w:rPr>
         <w:tab/>
+      </w:r>
+      <w:r>
+        <w:rPr>
+          <w:rFonts w:hint="eastAsia"/>
+          <w:lang w:val="en-US" w:eastAsia="zh-CN"/>
+        </w:rPr>
         <w:t>220ms延迟</w:t>
       </w:r>
     </w:p>
@@ -94,16 +105,7 @@
           <w:rFonts w:hint="eastAsia"/>
           <w:lang w:val="en-US" w:eastAsia="zh-CN"/>
         </w:rPr>
-        <w:t>由于本身摄像头不支</w:t>
-      </w:r>
-      <w:bookmarkStart w:id="0" w:name="_GoBack"/>
-      <w:bookmarkEnd w:id="0"/>
-      <w:r>
-        <w:rPr>
-          <w:rFonts w:hint="eastAsia"/>
-          <w:lang w:val="en-US" w:eastAsia="zh-CN"/>
-        </w:rPr>
-        <w:t>持</w:t>
+        <w:t>由于本身摄像头不支持</w:t>
       </w:r>
       <w:r>
         <w:rPr>
@@ -419,7 +421,22 @@
         <w:rPr>
           <w:rFonts w:hint="eastAsia"/>
         </w:rPr>
-        <w:t xml:space="preserve">实际帧率：12fps </w:t>
+        <w:t>实际帧率：</w:t>
+      </w:r>
+      <w:r>
+        <w:rPr>
+          <w:rFonts w:hint="eastAsia"/>
+          <w:lang w:val="en-US" w:eastAsia="zh-CN"/>
+        </w:rPr>
+        <w:t>27</w:t>
+      </w:r>
+      <w:bookmarkStart w:id="0" w:name="_GoBack"/>
+      <w:bookmarkEnd w:id="0"/>
+      <w:r>
+        <w:rPr>
+          <w:rFonts w:hint="eastAsia"/>
+        </w:rPr>
+        <w:t xml:space="preserve">fps </w:t>
       </w:r>
     </w:p>
     <w:p>

--- a/摄像头调优文档.docx
+++ b/摄像头调优文档.docx
@@ -9,6 +9,20 @@
           <w:lang w:val="en-US" w:eastAsia="zh-CN"/>
         </w:rPr>
       </w:pPr>
+      <w:r>
+        <w:rPr>
+          <w:rFonts w:hint="eastAsia"/>
+          <w:lang w:val="en-US" w:eastAsia="zh-CN"/>
+        </w:rPr>
+        <w:t>OV5647</w:t>
+      </w:r>
+      <w:r>
+        <w:rPr>
+          <w:rFonts w:hint="eastAsia"/>
+          <w:lang w:val="en-US" w:eastAsia="zh-CN"/>
+        </w:rPr>
+        <w:br w:type="textWrapping"/>
+      </w:r>
       <w:r>
         <w:rPr>
           <w:rFonts w:hint="eastAsia"/>
@@ -430,163 +444,646 @@
         </w:rPr>
         <w:t>27</w:t>
       </w:r>
+      <w:r>
+        <w:rPr>
+          <w:rFonts w:hint="eastAsia"/>
+        </w:rPr>
+        <w:t xml:space="preserve">fps </w:t>
+      </w:r>
+    </w:p>
+    <w:p>
+      <w:pPr>
+        <w:rPr>
+          <w:rFonts w:hint="eastAsia"/>
+        </w:rPr>
+      </w:pPr>
+      <w:r>
+        <w:rPr>
+          <w:rFonts w:hint="eastAsia"/>
+        </w:rPr>
+        <w:t xml:space="preserve">编码帧数: 271 | 发送帧数: 247 | 未发送帧: 24 </w:t>
+      </w:r>
+    </w:p>
+    <w:p>
+      <w:pPr>
+        <w:rPr>
+          <w:rFonts w:hint="eastAsia"/>
+        </w:rPr>
+      </w:pPr>
+      <w:r>
+        <w:rPr>
+          <w:rFonts w:hint="eastAsia"/>
+        </w:rPr>
+        <w:t>阶段耗时 | DQBUF: 0.04 ms | 编码: 36.09 ms | 推送: 0.77 ms | 总计: 36.90 ms</w:t>
+      </w:r>
+    </w:p>
+    <w:p>
+      <w:pPr>
+        <w:rPr>
+          <w:rFonts w:hint="eastAsia"/>
+        </w:rPr>
+      </w:pPr>
+      <w:r>
+        <w:rPr>
+          <w:rFonts w:hint="eastAsia"/>
+        </w:rPr>
+        <w:t>码率：4.5Mbps</w:t>
+      </w:r>
+    </w:p>
+    <w:p>
+      <w:pPr>
+        <w:rPr>
+          <w:rFonts w:hint="eastAsia"/>
+        </w:rPr>
+      </w:pPr>
+      <w:r>
+        <w:rPr>
+          <w:rFonts w:hint="eastAsia"/>
+        </w:rPr>
+        <w:t>画面延迟：340ms-450ms</w:t>
+      </w:r>
+    </w:p>
+    <w:p>
+      <w:pPr>
+        <w:rPr>
+          <w:rFonts w:hint="eastAsia"/>
+        </w:rPr>
+      </w:pPr>
+    </w:p>
+    <w:p>
+      <w:pPr>
+        <w:rPr>
+          <w:rFonts w:hint="eastAsia"/>
+        </w:rPr>
+      </w:pPr>
+      <w:r>
+        <w:rPr>
+          <w:rFonts w:hint="eastAsia"/>
+        </w:rPr>
+        <w:t>800×800</w:t>
+      </w:r>
+    </w:p>
+    <w:p>
+      <w:pPr>
+        <w:rPr>
+          <w:rFonts w:hint="eastAsia"/>
+        </w:rPr>
+      </w:pPr>
+      <w:r>
+        <w:rPr>
+          <w:rFonts w:hint="eastAsia"/>
+        </w:rPr>
+        <w:t>理想帧率：50fps</w:t>
+      </w:r>
+    </w:p>
+    <w:p>
+      <w:pPr>
+        <w:rPr>
+          <w:rFonts w:hint="eastAsia"/>
+        </w:rPr>
+      </w:pPr>
+      <w:r>
+        <w:rPr>
+          <w:rFonts w:hint="eastAsia"/>
+        </w:rPr>
+        <w:t xml:space="preserve">实际帧率：35.8fps </w:t>
+      </w:r>
+    </w:p>
+    <w:p>
+      <w:pPr>
+        <w:rPr>
+          <w:rFonts w:hint="eastAsia"/>
+        </w:rPr>
+      </w:pPr>
+      <w:r>
+        <w:rPr>
+          <w:rFonts w:hint="eastAsia"/>
+        </w:rPr>
+        <w:t>阶段耗时 | DQBUF: 8.21 ms | 编码: 19.66 ms | 推送: 0.16 ms | 总计: 28.03 ms</w:t>
+      </w:r>
+    </w:p>
+    <w:p>
+      <w:pPr>
+        <w:rPr>
+          <w:rFonts w:hint="eastAsia"/>
+        </w:rPr>
+      </w:pPr>
+      <w:r>
+        <w:rPr>
+          <w:rFonts w:hint="eastAsia"/>
+        </w:rPr>
+        <w:t>码率：1.5Mbps</w:t>
+      </w:r>
+    </w:p>
+    <w:p>
+      <w:pPr>
+        <w:rPr>
+          <w:rFonts w:hint="eastAsia"/>
+        </w:rPr>
+      </w:pPr>
+      <w:r>
+        <w:rPr>
+          <w:rFonts w:hint="eastAsia"/>
+        </w:rPr>
+        <w:t>画面延迟：220ms左右</w:t>
+      </w:r>
+    </w:p>
+    <w:p/>
+    <w:p>
+      <w:pPr>
+        <w:rPr>
+          <w:rFonts w:hint="default"/>
+          <w:lang w:val="en-US" w:eastAsia="zh-CN"/>
+        </w:rPr>
+      </w:pPr>
+    </w:p>
+    <w:p/>
+    <w:p/>
+    <w:p/>
+    <w:p/>
+    <w:p/>
+    <w:p/>
+    <w:p/>
+    <w:p/>
+    <w:p/>
+    <w:p/>
+    <w:p/>
+    <w:p/>
+    <w:p/>
+    <w:p/>
+    <w:p/>
+    <w:p/>
+    <w:p/>
+    <w:p/>
+    <w:p/>
+    <w:p/>
+    <w:p/>
+    <w:p/>
+    <w:p/>
+    <w:p/>
+    <w:p/>
+    <w:p/>
+    <w:p/>
+    <w:p/>
+    <w:p/>
+    <w:p/>
+    <w:p/>
+    <w:p>
+      <w:pPr>
+        <w:rPr>
+          <w:rFonts w:hint="eastAsia"/>
+          <w:lang w:val="en-US" w:eastAsia="zh-CN"/>
+        </w:rPr>
+      </w:pPr>
+      <w:r>
+        <w:rPr>
+          <w:rFonts w:hint="eastAsia"/>
+          <w:lang w:val="en-US" w:eastAsia="zh-CN"/>
+        </w:rPr>
+        <w:t>条件：</w:t>
+      </w:r>
+    </w:p>
+    <w:p>
+      <w:pPr>
+        <w:rPr>
+          <w:rFonts w:hint="eastAsia"/>
+          <w:lang w:val="en-US" w:eastAsia="zh-CN"/>
+        </w:rPr>
+      </w:pPr>
+      <w:r>
+        <w:rPr>
+          <w:rFonts w:hint="eastAsia"/>
+          <w:lang w:val="en-US" w:eastAsia="zh-CN"/>
+        </w:rPr>
+        <w:t>温度50°左右</w:t>
+      </w:r>
+    </w:p>
+    <w:p>
+      <w:pPr>
+        <w:rPr>
+          <w:rFonts w:hint="eastAsia"/>
+          <w:lang w:val="en-US" w:eastAsia="zh-CN"/>
+        </w:rPr>
+      </w:pPr>
+      <w:r>
+        <w:rPr>
+          <w:rFonts w:hint="eastAsia"/>
+          <w:lang w:val="en-US" w:eastAsia="zh-CN"/>
+        </w:rPr>
+        <w:t>关闭OSD</w:t>
+      </w:r>
+    </w:p>
+    <w:p>
+      <w:pPr>
+        <w:rPr>
+          <w:rFonts w:hint="eastAsia"/>
+          <w:lang w:val="en-US" w:eastAsia="zh-CN"/>
+        </w:rPr>
+      </w:pPr>
+      <w:r>
+        <w:rPr>
+          <w:rFonts w:hint="eastAsia"/>
+          <w:lang w:val="en-US" w:eastAsia="zh-CN"/>
+        </w:rPr>
+        <w:t>关闭目标追踪</w:t>
+      </w:r>
+    </w:p>
+    <w:p>
+      <w:pPr>
+        <w:rPr>
+          <w:rFonts w:hint="default"/>
+          <w:lang w:val="en-US" w:eastAsia="zh-CN"/>
+        </w:rPr>
+      </w:pPr>
+      <w:r>
+        <w:rPr>
+          <w:rFonts w:hint="eastAsia"/>
+          <w:lang w:val="en-US" w:eastAsia="zh-CN"/>
+        </w:rPr>
+        <w:t>单设备连接</w:t>
+      </w:r>
+      <w:r>
+        <w:rPr>
+          <w:rFonts w:hint="eastAsia"/>
+          <w:lang w:val="en-US" w:eastAsia="zh-CN"/>
+        </w:rPr>
+        <w:br w:type="textWrapping"/>
+      </w:r>
+      <w:r>
+        <w:rPr>
+          <w:rFonts w:hint="eastAsia"/>
+          <w:lang w:val="en-US" w:eastAsia="zh-CN"/>
+        </w:rPr>
+        <w:t>码率为1.5Mbps</w:t>
+      </w:r>
+    </w:p>
+    <w:p>
+      <w:pPr>
+        <w:rPr>
+          <w:rFonts w:hint="default"/>
+          <w:lang w:val="en-US" w:eastAsia="zh-CN"/>
+        </w:rPr>
+      </w:pPr>
+    </w:p>
+    <w:p>
+      <w:pPr>
+        <w:rPr>
+          <w:rFonts w:hint="default"/>
+          <w:lang w:val="en-US" w:eastAsia="zh-CN"/>
+        </w:rPr>
+      </w:pPr>
+    </w:p>
+    <w:p>
+      <w:pPr>
+        <w:rPr>
+          <w:rFonts w:hint="default"/>
+          <w:lang w:val="en-US" w:eastAsia="zh-CN"/>
+        </w:rPr>
+      </w:pPr>
+      <w:r>
+        <w:rPr>
+          <w:rFonts w:hint="eastAsia"/>
+          <w:lang w:val="en-US" w:eastAsia="zh-CN"/>
+        </w:rPr>
+        <w:t>直连：Z1-mini网线直连电脑</w:t>
+      </w:r>
+    </w:p>
+    <w:p>
+      <w:pPr>
+        <w:rPr>
+          <w:rFonts w:hint="default"/>
+          <w:lang w:val="en-US" w:eastAsia="zh-CN"/>
+        </w:rPr>
+      </w:pPr>
+      <w:r>
+        <w:rPr>
+          <w:rFonts w:hint="eastAsia"/>
+          <w:lang w:val="en-US" w:eastAsia="zh-CN"/>
+        </w:rPr>
+        <w:t>QGC延迟（低延迟模式）：210.1ms</w:t>
+      </w:r>
+    </w:p>
+    <w:p>
+      <w:pPr>
+        <w:rPr>
+          <w:rFonts w:hint="default"/>
+          <w:lang w:val="en-US" w:eastAsia="zh-CN"/>
+        </w:rPr>
+      </w:pPr>
+      <w:r>
+        <w:rPr>
+          <w:rFonts w:hint="eastAsia"/>
+          <w:lang w:val="en-US" w:eastAsia="zh-CN"/>
+        </w:rPr>
+        <w:t>QGC延迟：300ms</w:t>
+      </w:r>
+    </w:p>
+    <w:p>
+      <w:pPr>
+        <w:rPr>
+          <w:rFonts w:hint="eastAsia"/>
+          <w:lang w:val="en-US" w:eastAsia="zh-CN"/>
+        </w:rPr>
+      </w:pPr>
+      <w:r>
+        <w:rPr>
+          <w:rFonts w:hint="default"/>
+          <w:lang w:val="en-US" w:eastAsia="zh-CN"/>
+        </w:rPr>
+        <w:t>Dragonfly</w:t>
+      </w:r>
+      <w:r>
+        <w:rPr>
+          <w:rFonts w:hint="eastAsia"/>
+          <w:lang w:val="en-US" w:eastAsia="zh-CN"/>
+        </w:rPr>
+        <w:t>延迟：290ms</w:t>
+      </w:r>
+    </w:p>
+    <w:p>
+      <w:pPr>
+        <w:rPr>
+          <w:rFonts w:hint="default"/>
+          <w:lang w:val="en-US" w:eastAsia="zh-CN"/>
+        </w:rPr>
+      </w:pPr>
+      <w:r>
+        <w:rPr>
+          <w:rFonts w:hint="eastAsia"/>
+          <w:lang w:val="en-US" w:eastAsia="zh-CN"/>
+        </w:rPr>
+        <w:t>丢包率：0%</w:t>
+      </w:r>
+    </w:p>
+    <w:p>
+      <w:pPr>
+        <w:rPr>
+          <w:rFonts w:hint="default"/>
+          <w:lang w:val="en-US" w:eastAsia="zh-CN"/>
+        </w:rPr>
+      </w:pPr>
+    </w:p>
+    <w:p>
+      <w:pPr>
+        <w:rPr>
+          <w:rFonts w:hint="default"/>
+          <w:lang w:val="en-US" w:eastAsia="zh-CN"/>
+        </w:rPr>
+      </w:pPr>
+    </w:p>
+    <w:p>
+      <w:pPr>
+        <w:rPr>
+          <w:rFonts w:hint="default"/>
+          <w:lang w:val="en-US" w:eastAsia="zh-CN"/>
+        </w:rPr>
+      </w:pPr>
+      <w:r>
+        <w:rPr>
+          <w:rFonts w:hint="eastAsia"/>
+          <w:lang w:val="en-US" w:eastAsia="zh-CN"/>
+        </w:rPr>
+        <w:t>直接AP：Z1-mini网线连WT99P4C5-S1开发板，电脑连接开发板AP</w:t>
+      </w:r>
+    </w:p>
+    <w:p>
+      <w:pPr>
+        <w:rPr>
+          <w:rFonts w:hint="default"/>
+          <w:lang w:val="en-US" w:eastAsia="zh-CN"/>
+        </w:rPr>
+      </w:pPr>
+      <w:r>
+        <w:rPr>
+          <w:rFonts w:hint="eastAsia"/>
+          <w:lang w:val="en-US" w:eastAsia="zh-CN"/>
+        </w:rPr>
+        <w:t>QGC延迟（低延迟模式）：218ms</w:t>
+      </w:r>
+    </w:p>
+    <w:p>
+      <w:pPr>
+        <w:rPr>
+          <w:rFonts w:hint="default"/>
+          <w:lang w:val="en-US" w:eastAsia="zh-CN"/>
+        </w:rPr>
+      </w:pPr>
+      <w:r>
+        <w:rPr>
+          <w:rFonts w:hint="eastAsia"/>
+          <w:lang w:val="en-US" w:eastAsia="zh-CN"/>
+        </w:rPr>
+        <w:t>QGC延迟：294.7ms</w:t>
+      </w:r>
+    </w:p>
+    <w:p>
+      <w:pPr>
+        <w:rPr>
+          <w:rFonts w:hint="default"/>
+          <w:lang w:val="en-US" w:eastAsia="zh-CN"/>
+        </w:rPr>
+      </w:pPr>
+      <w:r>
+        <w:rPr>
+          <w:rFonts w:hint="default"/>
+          <w:lang w:val="en-US" w:eastAsia="zh-CN"/>
+        </w:rPr>
+        <w:t>Dragonfly</w:t>
+      </w:r>
+      <w:r>
+        <w:rPr>
+          <w:rFonts w:hint="eastAsia"/>
+          <w:lang w:val="en-US" w:eastAsia="zh-CN"/>
+        </w:rPr>
+        <w:t>延迟：285ms</w:t>
+      </w:r>
+    </w:p>
+    <w:p>
+      <w:pPr>
+        <w:rPr>
+          <w:rFonts w:hint="default"/>
+          <w:lang w:val="en-US" w:eastAsia="zh-CN"/>
+        </w:rPr>
+      </w:pPr>
+      <w:r>
+        <w:rPr>
+          <w:rFonts w:hint="eastAsia"/>
+          <w:lang w:val="en-US" w:eastAsia="zh-CN"/>
+        </w:rPr>
+        <w:t>丢包率范围：&lt;=2.00%</w:t>
+      </w:r>
+    </w:p>
+    <w:p>
+      <w:pPr>
+        <w:rPr>
+          <w:rFonts w:hint="eastAsia"/>
+          <w:lang w:val="en-US" w:eastAsia="zh-CN"/>
+        </w:rPr>
+      </w:pPr>
+    </w:p>
+    <w:p>
+      <w:pPr>
+        <w:rPr>
+          <w:rFonts w:hint="eastAsia"/>
+          <w:lang w:val="en-US" w:eastAsia="zh-CN"/>
+        </w:rPr>
+      </w:pPr>
+    </w:p>
+    <w:p>
+      <w:pPr>
+        <w:rPr>
+          <w:rFonts w:hint="eastAsia"/>
+          <w:lang w:val="en-US" w:eastAsia="zh-CN"/>
+        </w:rPr>
+      </w:pPr>
+    </w:p>
+    <w:p>
+      <w:pPr>
+        <w:rPr>
+          <w:rFonts w:hint="default"/>
+          <w:lang w:val="en-US" w:eastAsia="zh-CN"/>
+        </w:rPr>
+      </w:pPr>
+      <w:r>
+        <w:rPr>
+          <w:rFonts w:hint="eastAsia"/>
+          <w:lang w:val="en-US" w:eastAsia="zh-CN"/>
+        </w:rPr>
+        <w:t>间接AP：Z1-mini网线连WT99P4C5-S1开发板，电脑和开发板连WTDKP4C5-S1</w:t>
+      </w:r>
+    </w:p>
+    <w:p>
+      <w:pPr>
+        <w:rPr>
+          <w:rFonts w:hint="default"/>
+          <w:lang w:val="en-US" w:eastAsia="zh-CN"/>
+        </w:rPr>
+      </w:pPr>
+      <w:r>
+        <w:rPr>
+          <w:rFonts w:hint="eastAsia"/>
+          <w:lang w:val="en-US" w:eastAsia="zh-CN"/>
+        </w:rPr>
+        <w:t>QGC延迟（低延迟模式）：221.9ms</w:t>
+      </w:r>
+    </w:p>
+    <w:p>
+      <w:pPr>
+        <w:rPr>
+          <w:rFonts w:hint="default"/>
+          <w:lang w:val="en-US" w:eastAsia="zh-CN"/>
+        </w:rPr>
+      </w:pPr>
+      <w:r>
+        <w:rPr>
+          <w:rFonts w:hint="eastAsia"/>
+          <w:lang w:val="en-US" w:eastAsia="zh-CN"/>
+        </w:rPr>
+        <w:t>QGC延迟：267.3ms</w:t>
+      </w:r>
+    </w:p>
+    <w:p>
+      <w:pPr>
+        <w:rPr>
+          <w:rFonts w:hint="default"/>
+          <w:lang w:val="en-US" w:eastAsia="zh-CN"/>
+        </w:rPr>
+      </w:pPr>
+      <w:r>
+        <w:rPr>
+          <w:rFonts w:hint="default"/>
+          <w:lang w:val="en-US" w:eastAsia="zh-CN"/>
+        </w:rPr>
+        <w:t>Dragonfly</w:t>
+      </w:r>
+      <w:r>
+        <w:rPr>
+          <w:rFonts w:hint="eastAsia"/>
+          <w:lang w:val="en-US" w:eastAsia="zh-CN"/>
+        </w:rPr>
+        <w:t>延迟：300ms</w:t>
+      </w:r>
+    </w:p>
+    <w:p>
+      <w:pPr>
+        <w:rPr>
+          <w:rFonts w:hint="default"/>
+          <w:lang w:val="en-US" w:eastAsia="zh-CN"/>
+        </w:rPr>
+      </w:pPr>
+      <w:r>
+        <w:rPr>
+          <w:rFonts w:hint="eastAsia"/>
+          <w:lang w:val="en-US" w:eastAsia="zh-CN"/>
+        </w:rPr>
+        <w:t>丢包率范围：&lt;=6.00%</w:t>
+      </w:r>
+    </w:p>
+    <w:p>
+      <w:pPr>
+        <w:rPr>
+          <w:rFonts w:hint="default"/>
+          <w:lang w:val="en-US" w:eastAsia="zh-CN"/>
+        </w:rPr>
+      </w:pPr>
+    </w:p>
+    <w:p>
+      <w:pPr>
+        <w:rPr>
+          <w:rFonts w:hint="default"/>
+          <w:lang w:val="en-US" w:eastAsia="zh-CN"/>
+        </w:rPr>
+      </w:pPr>
+    </w:p>
+    <w:p>
+      <w:pPr>
+        <w:rPr>
+          <w:rFonts w:hint="default"/>
+          <w:lang w:val="en-US" w:eastAsia="zh-CN"/>
+        </w:rPr>
+      </w:pPr>
+      <w:r>
+        <w:rPr>
+          <w:rFonts w:hint="eastAsia"/>
+          <w:lang w:val="en-US" w:eastAsia="zh-CN"/>
+        </w:rPr>
+        <w:t>瞬时压力大导致丢包</w:t>
+      </w:r>
       <w:bookmarkStart w:id="0" w:name="_GoBack"/>
       <w:bookmarkEnd w:id="0"/>
-      <w:r>
-        <w:rPr>
-          <w:rFonts w:hint="eastAsia"/>
-        </w:rPr>
-        <w:t xml:space="preserve">fps </w:t>
-      </w:r>
-    </w:p>
-    <w:p>
-      <w:pPr>
-        <w:rPr>
-          <w:rFonts w:hint="eastAsia"/>
-        </w:rPr>
-      </w:pPr>
-      <w:r>
-        <w:rPr>
-          <w:rFonts w:hint="eastAsia"/>
-        </w:rPr>
-        <w:t xml:space="preserve">编码帧数: 271 | 发送帧数: 247 | 未发送帧: 24 </w:t>
-      </w:r>
-    </w:p>
-    <w:p>
-      <w:pPr>
-        <w:rPr>
-          <w:rFonts w:hint="eastAsia"/>
-        </w:rPr>
-      </w:pPr>
-      <w:r>
-        <w:rPr>
-          <w:rFonts w:hint="eastAsia"/>
-        </w:rPr>
-        <w:t>阶段耗时 | DQBUF: 0.04 ms | 编码: 36.09 ms | 推送: 0.77 ms | 总计: 36.90 ms</w:t>
-      </w:r>
-    </w:p>
-    <w:p>
-      <w:pPr>
-        <w:rPr>
-          <w:rFonts w:hint="eastAsia"/>
-        </w:rPr>
-      </w:pPr>
-      <w:r>
-        <w:rPr>
-          <w:rFonts w:hint="eastAsia"/>
-        </w:rPr>
-        <w:t>码率：4.5Mbps</w:t>
-      </w:r>
-    </w:p>
-    <w:p>
-      <w:pPr>
-        <w:rPr>
-          <w:rFonts w:hint="eastAsia"/>
-        </w:rPr>
-      </w:pPr>
-      <w:r>
-        <w:rPr>
-          <w:rFonts w:hint="eastAsia"/>
-        </w:rPr>
-        <w:t>画面延迟：340ms-450ms</w:t>
-      </w:r>
-    </w:p>
-    <w:p>
-      <w:pPr>
-        <w:rPr>
-          <w:rFonts w:hint="eastAsia"/>
-        </w:rPr>
-      </w:pPr>
-    </w:p>
-    <w:p>
-      <w:pPr>
-        <w:rPr>
-          <w:rFonts w:hint="eastAsia"/>
-        </w:rPr>
-      </w:pPr>
-      <w:r>
-        <w:rPr>
-          <w:rFonts w:hint="eastAsia"/>
-        </w:rPr>
-        <w:t>800×800</w:t>
-      </w:r>
-    </w:p>
-    <w:p>
-      <w:pPr>
-        <w:rPr>
-          <w:rFonts w:hint="eastAsia"/>
-        </w:rPr>
-      </w:pPr>
-      <w:r>
-        <w:rPr>
-          <w:rFonts w:hint="eastAsia"/>
-        </w:rPr>
-        <w:t>理想帧率：50fps</w:t>
-      </w:r>
-    </w:p>
-    <w:p>
-      <w:pPr>
-        <w:rPr>
-          <w:rFonts w:hint="eastAsia"/>
-        </w:rPr>
-      </w:pPr>
-      <w:r>
-        <w:rPr>
-          <w:rFonts w:hint="eastAsia"/>
-        </w:rPr>
-        <w:t xml:space="preserve">实际帧率：35.8fps </w:t>
-      </w:r>
-    </w:p>
-    <w:p>
-      <w:pPr>
-        <w:rPr>
-          <w:rFonts w:hint="eastAsia"/>
-        </w:rPr>
-      </w:pPr>
-      <w:r>
-        <w:rPr>
-          <w:rFonts w:hint="eastAsia"/>
-        </w:rPr>
-        <w:t>阶段耗时 | DQBUF: 8.21 ms | 编码: 19.66 ms | 推送: 0.16 ms | 总计: 28.03 ms</w:t>
-      </w:r>
-    </w:p>
-    <w:p>
-      <w:pPr>
-        <w:rPr>
-          <w:rFonts w:hint="eastAsia"/>
-        </w:rPr>
-      </w:pPr>
-      <w:r>
-        <w:rPr>
-          <w:rFonts w:hint="eastAsia"/>
-        </w:rPr>
-        <w:t>码率：1.5Mbps</w:t>
-      </w:r>
-    </w:p>
-    <w:p>
-      <w:pPr>
-        <w:rPr>
-          <w:rFonts w:hint="eastAsia"/>
-        </w:rPr>
-      </w:pPr>
-      <w:r>
-        <w:rPr>
-          <w:rFonts w:hint="eastAsia"/>
-        </w:rPr>
-        <w:t>画面延迟：220ms左右</w:t>
-      </w:r>
-    </w:p>
-    <w:p/>
-    <w:p>
-      <w:pPr>
-        <w:rPr>
-          <w:rFonts w:hint="default"/>
-          <w:lang w:val="en-US" w:eastAsia="zh-CN"/>
-        </w:rPr>
-      </w:pPr>
-    </w:p>
-    <w:p/>
-    <w:p/>
+    </w:p>
+    <w:p>
+      <w:pPr>
+        <w:rPr>
+          <w:rFonts w:hint="default"/>
+          <w:lang w:val="en-US" w:eastAsia="zh-CN"/>
+        </w:rPr>
+      </w:pPr>
+    </w:p>
+    <w:p>
+      <w:pPr>
+        <w:rPr>
+          <w:rFonts w:hint="eastAsia"/>
+          <w:lang w:val="en-US" w:eastAsia="zh-CN"/>
+        </w:rPr>
+      </w:pPr>
+    </w:p>
+    <w:p>
+      <w:pPr>
+        <w:rPr>
+          <w:rFonts w:hint="eastAsia"/>
+          <w:lang w:val="en-US" w:eastAsia="zh-CN"/>
+        </w:rPr>
+      </w:pPr>
+    </w:p>
+    <w:p>
+      <w:pPr>
+        <w:rPr>
+          <w:rFonts w:hint="default"/>
+          <w:lang w:val="en-US" w:eastAsia="zh-CN"/>
+        </w:rPr>
+      </w:pPr>
+    </w:p>
     <w:sectPr>
       <w:pgSz w:w="11906" w:h="16838"/>
       <w:pgMar w:top="1440" w:right="1800" w:bottom="1440" w:left="1800" w:header="851" w:footer="992" w:gutter="0"/>
@@ -602,7 +1099,7 @@
   <w:docDefaults>
     <w:rPrDefault>
       <w:rPr>
-        <w:rFonts w:asciiTheme="minorHAnsi" w:hAnsiTheme="minorHAnsi" w:eastAsiaTheme="minorEastAsia" w:cstheme="minorBidi"/>
+        <w:rFonts w:ascii="Times New Roman" w:hAnsi="Times New Roman" w:eastAsia="宋体" w:cs="Times New Roman"/>
       </w:rPr>
     </w:rPrDefault>
     <w:pPrDefault/>
@@ -711,7 +1208,7 @@
     <w:lsdException w:unhideWhenUsed="0" w:uiPriority="0" w:semiHidden="0" w:name="HTML Sample"/>
     <w:lsdException w:unhideWhenUsed="0" w:uiPriority="0" w:semiHidden="0" w:name="HTML Typewriter"/>
     <w:lsdException w:unhideWhenUsed="0" w:uiPriority="0" w:semiHidden="0" w:name="HTML Variable"/>
-    <w:lsdException w:unhideWhenUsed="0" w:uiPriority="0" w:name="Normal Table"/>
+    <w:lsdException w:qFormat="1" w:unhideWhenUsed="0" w:uiPriority="0" w:name="Normal Table"/>
     <w:lsdException w:unhideWhenUsed="0" w:uiPriority="0" w:semiHidden="0" w:name="annotation subject"/>
     <w:lsdException w:unhideWhenUsed="0" w:uiPriority="0" w:semiHidden="0" w:name="Table Simple 1"/>
     <w:lsdException w:unhideWhenUsed="0" w:uiPriority="0" w:semiHidden="0" w:name="Table Simple 2"/>
@@ -881,6 +1378,7 @@
   <w:style w:type="table" w:default="1" w:styleId="2">
     <w:name w:val="Normal Table"/>
     <w:semiHidden/>
+    <w:qFormat/>
     <w:uiPriority w:val="0"/>
     <w:tblPr>
       <w:tblCellMar>
